--- a/eu-gmp-rag/ausgabe/Einleitung EU-GMP-Leitfaden.docx
+++ b/eu-gmp-rag/ausgabe/Einleitung EU-GMP-Leitfaden.docx
@@ -16,28 +16,11 @@
       </w:r>
     </w:p>
     <w:p>
+      <w:pPr>
+        <w:pStyle w:val="Heading2"/>
+      </w:pPr>
       <w:r>
-        <w:t>Anlage zur Bekanntmachung des Bundesministeriums für Gesundheit zu § 2 Nummer 3 der Arzneimittel- und Wirkstoffherstellungsverordnung vom 16. April 2012 (BAnz. Nummer 78 vom 10. Mai 2012)</w:t>
-      </w:r>
-    </w:p>
-    <w:p>
-      <w:r>
-        <w:t>EudraLex</w:t>
-      </w:r>
-    </w:p>
-    <w:p>
-      <w:r>
-        <w:t>Die Regelung der Arzneimittel in der Europäischen Union</w:t>
-      </w:r>
-    </w:p>
-    <w:p>
-      <w:r>
-        <w:t>EU Leitlinien für die Gute Herstellungspraxis Humanarzneimittel und Tierarzneimittel</w:t>
-      </w:r>
-    </w:p>
-    <w:p>
-      <w:r>
-        <w:t>Einführung EINLEITUNG</w:t>
+        <w:t>EINLEITUNG</w:t>
       </w:r>
     </w:p>
     <w:p>
